--- a/02_Word規程ドラフト/規程管理規程_ドラフト.docx
+++ b/02_Word規程ドラフト/規程管理規程_ドラフト.docx
@@ -84,19 +84,6 @@
     </w:p>
     <w:p>
       <w:pPr>
-        <w:pStyle w:val="Heading1"/>
-      </w:pPr>
-      <w:r>
-        <w:rPr>
-          <w:rFonts w:ascii="Arial Unicode MS" w:hAnsi="Arial Unicode MS" w:eastAsia="Arial Unicode MS" w:cs="Arial Unicode MS"/>
-          <w:b w:val="0"/>
-          <w:i w:val="0"/>
-        </w:rPr>
-        <w:t>第1章 総則</w:t>
-      </w:r>
-    </w:p>
-    <w:p>
-      <w:pPr>
         <w:pStyle w:val="Heading2"/>
       </w:pPr>
       <w:r>
@@ -118,7 +105,7 @@
           <w:b w:val="0"/>
           <w:i w:val="0"/>
         </w:rPr>
-        <w:t>本規程は、株式会社MoMoにおける社内規程等の制定、改廃、周知、保存及び管理に関する基本事項を定め、社内規程等を体系的かつ適切に管理することを目的とする。</w:t>
+        <w:t>本規程は、当社の規程類の制定、改廃、公布、周知及び保存について必要な事項を定め、規程類を体系的に整備して業務管理の正常化と合理化を図ることを目的とする。</w:t>
       </w:r>
     </w:p>
     <w:p>
@@ -131,7 +118,7 @@
           <w:b w:val="0"/>
           <w:i w:val="0"/>
         </w:rPr>
-        <w:t>第2条（定義）</w:t>
+        <w:t>第2条（規程の分類）</w:t>
       </w:r>
     </w:p>
     <w:p>
@@ -144,7 +131,7 @@
           <w:b w:val="0"/>
           <w:i w:val="0"/>
         </w:rPr>
-        <w:t>本規程において社内規程等とは、会社の組織、業務、権限、手続、基準その他業務運営に関する社内ルールをいう。</w:t>
+        <w:t>規程は、その性格及び内容に従い、次の区分に分類する。</w:t>
       </w:r>
     </w:p>
     <w:p>
@@ -159,72 +146,7 @@
           <w:b w:val="0"/>
           <w:i w:val="0"/>
         </w:rPr>
-        <w:t>社内規程等には、規程、規則、細則、基準、要領、マニュアル、様式その他これらに準ずる文書を含む。</w:t>
-      </w:r>
-    </w:p>
-    <w:p>
-      <w:pPr>
-        <w:pStyle w:val="Heading1"/>
-      </w:pPr>
-      <w:r>
-        <w:rPr>
-          <w:rFonts w:ascii="Arial Unicode MS" w:hAnsi="Arial Unicode MS" w:eastAsia="Arial Unicode MS" w:cs="Arial Unicode MS"/>
-          <w:b w:val="0"/>
-          <w:i w:val="0"/>
-        </w:rPr>
-        <w:t>第2章 管理体制</w:t>
-      </w:r>
-    </w:p>
-    <w:p>
-      <w:pPr>
-        <w:pStyle w:val="Heading2"/>
-      </w:pPr>
-      <w:r>
-        <w:rPr>
-          <w:rFonts w:ascii="Arial Unicode MS" w:hAnsi="Arial Unicode MS" w:eastAsia="Arial Unicode MS" w:cs="Arial Unicode MS"/>
-          <w:b w:val="0"/>
-          <w:i w:val="0"/>
-        </w:rPr>
-        <w:t>第3条（主管部署）</w:t>
-      </w:r>
-    </w:p>
-    <w:p>
-      <w:pPr>
-        <w:spacing w:before="0" w:after="120" w:line="264" w:lineRule="auto"/>
-      </w:pPr>
-      <w:r>
-        <w:rPr>
-          <w:rFonts w:ascii="Arial Unicode MS" w:hAnsi="Arial Unicode MS" w:eastAsia="Arial Unicode MS" w:cs="Arial Unicode MS"/>
-          <w:b w:val="0"/>
-          <w:i w:val="0"/>
-        </w:rPr>
-        <w:t>社内規程等の管理主管部署は、管理部とする。</w:t>
-      </w:r>
-    </w:p>
-    <w:p>
-      <w:pPr>
-        <w:pStyle w:val="Heading2"/>
-      </w:pPr>
-      <w:r>
-        <w:rPr>
-          <w:rFonts w:ascii="Arial Unicode MS" w:hAnsi="Arial Unicode MS" w:eastAsia="Arial Unicode MS" w:cs="Arial Unicode MS"/>
-          <w:b w:val="0"/>
-          <w:i w:val="0"/>
-        </w:rPr>
-        <w:t>第4条（管理主管部署の役割）</w:t>
-      </w:r>
-    </w:p>
-    <w:p>
-      <w:pPr>
-        <w:spacing w:before="0" w:after="120" w:line="264" w:lineRule="auto"/>
-      </w:pPr>
-      <w:r>
-        <w:rPr>
-          <w:rFonts w:ascii="Arial Unicode MS" w:hAnsi="Arial Unicode MS" w:eastAsia="Arial Unicode MS" w:cs="Arial Unicode MS"/>
-          <w:b w:val="0"/>
-          <w:i w:val="0"/>
-        </w:rPr>
-        <w:t>管理部は、次の事項を行う。</w:t>
+        <w:t>基本規程：定款、取締役会、監査役、経営会議、組織、業務分掌、職務権限、稟議、内部監査等、経営の基本事項に関する規程</w:t>
       </w:r>
     </w:p>
     <w:p>
@@ -239,7 +161,7 @@
           <w:b w:val="0"/>
           <w:i w:val="0"/>
         </w:rPr>
-        <w:t>社内規程等の体系及び一覧の管理</w:t>
+        <w:t>人事・福利厚生規程：就業、賃金、人事評価、労務、出張旅費、福利厚生等に関する規程</w:t>
       </w:r>
     </w:p>
     <w:p>
@@ -254,7 +176,7 @@
           <w:b w:val="0"/>
           <w:i w:val="0"/>
         </w:rPr>
-        <w:t>制定、改廃手続の確認</w:t>
+        <w:t>経理・財務規程：経理、予算、資金、固定資産等に関する規程</w:t>
       </w:r>
     </w:p>
     <w:p>
@@ -269,7 +191,7 @@
           <w:b w:val="0"/>
           <w:i w:val="0"/>
         </w:rPr>
-        <w:t>規程番号、制定日、改定日、主管部署、承認機関の管理</w:t>
+        <w:t>販売・購買規程：販売、購買、外注、与信、債権管理等に関する規程</w:t>
       </w:r>
     </w:p>
     <w:p>
@@ -284,7 +206,7 @@
           <w:b w:val="0"/>
           <w:i w:val="0"/>
         </w:rPr>
-        <w:t>最新版の保存及び旧版の保管</w:t>
+        <w:t>総務・法務規程：文書、情報セキュリティ、個人情報、反社会的勢力対応、関連当事者取引、知的財産、コンプライアンス等に関する規程</w:t>
       </w:r>
     </w:p>
     <w:p>
@@ -299,7 +221,7 @@
           <w:b w:val="0"/>
           <w:i w:val="0"/>
         </w:rPr>
-        <w:t>社内への周知</w:t>
+        <w:t>細則、基準、要領、マニュアル及び様式は、規程に準拠し、又は規程を補充するために定める細部事項又は業務運営上の基準をいう。</w:t>
       </w:r>
     </w:p>
     <w:p>
@@ -314,7 +236,59 @@
           <w:b w:val="0"/>
           <w:i w:val="0"/>
         </w:rPr>
-        <w:t>定期的な見直し状況の確認</w:t>
+        <w:t>通達は、規程に関連して、規程の説明解釈、一時的な業務上の措置、施行に必要な措置その他必要な事項について行う。</w:t>
+      </w:r>
+    </w:p>
+    <w:p>
+      <w:pPr>
+        <w:pStyle w:val="Heading2"/>
+      </w:pPr>
+      <w:r>
+        <w:rPr>
+          <w:rFonts w:ascii="Arial Unicode MS" w:hAnsi="Arial Unicode MS" w:eastAsia="Arial Unicode MS" w:cs="Arial Unicode MS"/>
+          <w:b w:val="0"/>
+          <w:i w:val="0"/>
+        </w:rPr>
+        <w:t>第3条（規程の形式）</w:t>
+      </w:r>
+    </w:p>
+    <w:p>
+      <w:pPr>
+        <w:spacing w:before="0" w:after="120" w:line="264" w:lineRule="auto"/>
+      </w:pPr>
+      <w:r>
+        <w:rPr>
+          <w:rFonts w:ascii="Arial Unicode MS" w:hAnsi="Arial Unicode MS" w:eastAsia="Arial Unicode MS" w:cs="Arial Unicode MS"/>
+          <w:b w:val="0"/>
+          <w:i w:val="0"/>
+        </w:rPr>
+        <w:t>規程の構成は、原則として条文形式とする。ただし、必要により箇条書形式又は表形式を採用することができる。</w:t>
+      </w:r>
+    </w:p>
+    <w:p>
+      <w:pPr>
+        <w:pStyle w:val="Heading2"/>
+      </w:pPr>
+      <w:r>
+        <w:rPr>
+          <w:rFonts w:ascii="Arial Unicode MS" w:hAnsi="Arial Unicode MS" w:eastAsia="Arial Unicode MS" w:cs="Arial Unicode MS"/>
+          <w:b w:val="0"/>
+          <w:i w:val="0"/>
+        </w:rPr>
+        <w:t>第4条（効力）</w:t>
+      </w:r>
+    </w:p>
+    <w:p>
+      <w:pPr>
+        <w:spacing w:before="0" w:after="120" w:line="264" w:lineRule="auto"/>
+      </w:pPr>
+      <w:r>
+        <w:rPr>
+          <w:rFonts w:ascii="Arial Unicode MS" w:hAnsi="Arial Unicode MS" w:eastAsia="Arial Unicode MS" w:cs="Arial Unicode MS"/>
+          <w:b w:val="0"/>
+          <w:i w:val="0"/>
+        </w:rPr>
+        <w:t>規程の効力は、各規程に明示されている実施日をもって発生する。</w:t>
       </w:r>
     </w:p>
     <w:p>
@@ -329,20 +303,7 @@
           <w:b w:val="0"/>
           <w:i w:val="0"/>
         </w:rPr>
-        <w:t>その他社内規程等の管理に必要な事項</w:t>
-      </w:r>
-    </w:p>
-    <w:p>
-      <w:pPr>
-        <w:pStyle w:val="Heading1"/>
-      </w:pPr>
-      <w:r>
-        <w:rPr>
-          <w:rFonts w:ascii="Arial Unicode MS" w:hAnsi="Arial Unicode MS" w:eastAsia="Arial Unicode MS" w:cs="Arial Unicode MS"/>
-          <w:b w:val="0"/>
-          <w:i w:val="0"/>
-        </w:rPr>
-        <w:t>第3章 制定及び改廃</w:t>
+        <w:t>規程が改定された場合は、別に定めのない限り、旧規程は新規程の効力発生日をもって失効する。</w:t>
       </w:r>
     </w:p>
     <w:p>
@@ -355,7 +316,7 @@
           <w:b w:val="0"/>
           <w:i w:val="0"/>
         </w:rPr>
-        <w:t>第5条（起案）</w:t>
+        <w:t>第5条（基本規程の優先）</w:t>
       </w:r>
     </w:p>
     <w:p>
@@ -368,7 +329,33 @@
           <w:b w:val="0"/>
           <w:i w:val="0"/>
         </w:rPr>
-        <w:t>社内規程等の制定又は改廃は、当該規程等の主管部署が起案する。</w:t>
+        <w:t>基本規程は、他の区分の規程に優先して効力を有する。</w:t>
+      </w:r>
+    </w:p>
+    <w:p>
+      <w:pPr>
+        <w:pStyle w:val="Heading2"/>
+      </w:pPr>
+      <w:r>
+        <w:rPr>
+          <w:rFonts w:ascii="Arial Unicode MS" w:hAnsi="Arial Unicode MS" w:eastAsia="Arial Unicode MS" w:cs="Arial Unicode MS"/>
+          <w:b w:val="0"/>
+          <w:i w:val="0"/>
+        </w:rPr>
+        <w:t>第6条（管理統制）</w:t>
+      </w:r>
+    </w:p>
+    <w:p>
+      <w:pPr>
+        <w:spacing w:before="0" w:after="120" w:line="264" w:lineRule="auto"/>
+      </w:pPr>
+      <w:r>
+        <w:rPr>
+          <w:rFonts w:ascii="Arial Unicode MS" w:hAnsi="Arial Unicode MS" w:eastAsia="Arial Unicode MS" w:cs="Arial Unicode MS"/>
+          <w:b w:val="0"/>
+          <w:i w:val="0"/>
+        </w:rPr>
+        <w:t>規程管理に関する総合管理部署は管理部とし、管理部は、本規程に基づいて規程類の制定、改廃、公布、周知及び保存を管理統制する。</w:t>
       </w:r>
     </w:p>
     <w:p>
@@ -383,33 +370,7 @@
           <w:b w:val="0"/>
           <w:i w:val="0"/>
         </w:rPr>
-        <w:t>主管部署が明確でない場合は、管理部が関係部門と協議のうえ主管部署を定める。</w:t>
-      </w:r>
-    </w:p>
-    <w:p>
-      <w:pPr>
-        <w:pStyle w:val="Heading2"/>
-      </w:pPr>
-      <w:r>
-        <w:rPr>
-          <w:rFonts w:ascii="Arial Unicode MS" w:hAnsi="Arial Unicode MS" w:eastAsia="Arial Unicode MS" w:cs="Arial Unicode MS"/>
-          <w:b w:val="0"/>
-          <w:i w:val="0"/>
-        </w:rPr>
-        <w:t>第6条（審査）</w:t>
-      </w:r>
-    </w:p>
-    <w:p>
-      <w:pPr>
-        <w:spacing w:before="0" w:after="120" w:line="264" w:lineRule="auto"/>
-      </w:pPr>
-      <w:r>
-        <w:rPr>
-          <w:rFonts w:ascii="Arial Unicode MS" w:hAnsi="Arial Unicode MS" w:eastAsia="Arial Unicode MS" w:cs="Arial Unicode MS"/>
-          <w:b w:val="0"/>
-          <w:i w:val="0"/>
-        </w:rPr>
-        <w:t>社内規程等の制定又は重要な改廃を行う場合、起案部署は、管理部による形式確認を受ける。</w:t>
+        <w:t>管理部は、規程を常に経営の実情に合致するよう管理し、規程を明確にすることを通じて、業務の適正化及び効率化を図らなければならない。</w:t>
       </w:r>
     </w:p>
     <w:p>
@@ -424,7 +385,7 @@
           <w:b w:val="0"/>
           <w:i w:val="0"/>
         </w:rPr>
-        <w:t>法務、労務、会計、税務その他専門的な確認が必要な場合は、必要に応じて外部専門家の確認を受ける。</w:t>
+        <w:t>管理部は、規程の制定及び改廃案について形式確認を行い、必要に応じて原案の修正を求めることができる。</w:t>
       </w:r>
     </w:p>
     <w:p>
@@ -437,7 +398,7 @@
           <w:b w:val="0"/>
           <w:i w:val="0"/>
         </w:rPr>
-        <w:t>第7条（承認）</w:t>
+        <w:t>第7条（主管部署）</w:t>
       </w:r>
     </w:p>
     <w:p>
@@ -450,7 +411,265 @@
           <w:b w:val="0"/>
           <w:i w:val="0"/>
         </w:rPr>
-        <w:t>重要な規程の制定及び改廃は、取締役会の決議により行う。</w:t>
+        <w:t>各規程には主管部署を定め、規程一覧表の主管部署欄に記載する。</w:t>
+      </w:r>
+    </w:p>
+    <w:p>
+      <w:pPr>
+        <w:pStyle w:val="ListNumber"/>
+        <w:spacing w:before="0" w:after="160" w:line="280" w:lineRule="auto"/>
+        <w:ind w:left="720" w:hanging="360"/>
+      </w:pPr>
+      <w:r>
+        <w:rPr>
+          <w:rFonts w:ascii="Arial Unicode MS" w:hAnsi="Arial Unicode MS" w:eastAsia="Arial Unicode MS" w:cs="Arial Unicode MS"/>
+          <w:b w:val="0"/>
+          <w:i w:val="0"/>
+        </w:rPr>
+        <w:t>主管部署の責任者は、自己の管理する規程の適正な運用を周知させ、その維持推進に努めるものとする。</w:t>
+      </w:r>
+    </w:p>
+    <w:p>
+      <w:pPr>
+        <w:pStyle w:val="ListNumber"/>
+        <w:spacing w:before="0" w:after="160" w:line="280" w:lineRule="auto"/>
+        <w:ind w:left="720" w:hanging="360"/>
+      </w:pPr>
+      <w:r>
+        <w:rPr>
+          <w:rFonts w:ascii="Arial Unicode MS" w:hAnsi="Arial Unicode MS" w:eastAsia="Arial Unicode MS" w:cs="Arial Unicode MS"/>
+          <w:b w:val="0"/>
+          <w:i w:val="0"/>
+        </w:rPr>
+        <w:t>主管部署の責任者は、管轄規程の制定又は改廃に関する稟議を発議するものとする。</w:t>
+      </w:r>
+    </w:p>
+    <w:p>
+      <w:pPr>
+        <w:pStyle w:val="ListNumber"/>
+        <w:spacing w:before="0" w:after="160" w:line="280" w:lineRule="auto"/>
+        <w:ind w:left="720" w:hanging="360"/>
+      </w:pPr>
+      <w:r>
+        <w:rPr>
+          <w:rFonts w:ascii="Arial Unicode MS" w:hAnsi="Arial Unicode MS" w:eastAsia="Arial Unicode MS" w:cs="Arial Unicode MS"/>
+          <w:b w:val="0"/>
+          <w:i w:val="0"/>
+        </w:rPr>
+        <w:t>主管部署の責任者は、管轄規程の記載事項を改廃する必要を認めた場合、速やかに改廃に関する手続をとらなければならない。</w:t>
+      </w:r>
+    </w:p>
+    <w:p>
+      <w:pPr>
+        <w:pStyle w:val="ListNumber"/>
+        <w:spacing w:before="0" w:after="160" w:line="280" w:lineRule="auto"/>
+        <w:ind w:left="720" w:hanging="360"/>
+      </w:pPr>
+      <w:r>
+        <w:rPr>
+          <w:rFonts w:ascii="Arial Unicode MS" w:hAnsi="Arial Unicode MS" w:eastAsia="Arial Unicode MS" w:cs="Arial Unicode MS"/>
+          <w:b w:val="0"/>
+          <w:i w:val="0"/>
+        </w:rPr>
+        <w:t>主管部署の責任者は、管轄規程について、原則として年1回その内容を見直すものとする。</w:t>
+      </w:r>
+    </w:p>
+    <w:p>
+      <w:pPr>
+        <w:pStyle w:val="Heading2"/>
+      </w:pPr>
+      <w:r>
+        <w:rPr>
+          <w:rFonts w:ascii="Arial Unicode MS" w:hAnsi="Arial Unicode MS" w:eastAsia="Arial Unicode MS" w:cs="Arial Unicode MS"/>
+          <w:b w:val="0"/>
+          <w:i w:val="0"/>
+        </w:rPr>
+        <w:t>第8条（規程の公開）</w:t>
+      </w:r>
+    </w:p>
+    <w:p>
+      <w:pPr>
+        <w:spacing w:before="0" w:after="120" w:line="264" w:lineRule="auto"/>
+      </w:pPr>
+      <w:r>
+        <w:rPr>
+          <w:rFonts w:ascii="Arial Unicode MS" w:hAnsi="Arial Unicode MS" w:eastAsia="Arial Unicode MS" w:cs="Arial Unicode MS"/>
+          <w:b w:val="0"/>
+          <w:i w:val="0"/>
+        </w:rPr>
+        <w:t>規程は原則として社内公開制とし、役員及び従業員は、必要に応じてこれを閲覧できる。</w:t>
+      </w:r>
+    </w:p>
+    <w:p>
+      <w:pPr>
+        <w:pStyle w:val="ListNumber"/>
+        <w:spacing w:before="0" w:after="160" w:line="280" w:lineRule="auto"/>
+        <w:ind w:left="720" w:hanging="360"/>
+      </w:pPr>
+      <w:r>
+        <w:rPr>
+          <w:rFonts w:ascii="Arial Unicode MS" w:hAnsi="Arial Unicode MS" w:eastAsia="Arial Unicode MS" w:cs="Arial Unicode MS"/>
+          <w:b w:val="0"/>
+          <w:i w:val="0"/>
+        </w:rPr>
+        <w:t>規程類の最新版は、原則としてNotionその他管理部が指定する場所に保存し、閲覧できる状態にする。</w:t>
+      </w:r>
+    </w:p>
+    <w:p>
+      <w:pPr>
+        <w:pStyle w:val="Heading2"/>
+      </w:pPr>
+      <w:r>
+        <w:rPr>
+          <w:rFonts w:ascii="Arial Unicode MS" w:hAnsi="Arial Unicode MS" w:eastAsia="Arial Unicode MS" w:cs="Arial Unicode MS"/>
+          <w:b w:val="0"/>
+          <w:i w:val="0"/>
+        </w:rPr>
+        <w:t>第9条（規程社外秘の原則）</w:t>
+      </w:r>
+    </w:p>
+    <w:p>
+      <w:pPr>
+        <w:spacing w:before="0" w:after="120" w:line="264" w:lineRule="auto"/>
+      </w:pPr>
+      <w:r>
+        <w:rPr>
+          <w:rFonts w:ascii="Arial Unicode MS" w:hAnsi="Arial Unicode MS" w:eastAsia="Arial Unicode MS" w:cs="Arial Unicode MS"/>
+          <w:b w:val="0"/>
+          <w:i w:val="0"/>
+        </w:rPr>
+        <w:t>規程は、当社の外部に対してこれを提示し、又はその内容を開示してはならない。</w:t>
+      </w:r>
+    </w:p>
+    <w:p>
+      <w:pPr>
+        <w:pStyle w:val="ListNumber"/>
+        <w:spacing w:before="0" w:after="160" w:line="280" w:lineRule="auto"/>
+        <w:ind w:left="720" w:hanging="360"/>
+      </w:pPr>
+      <w:r>
+        <w:rPr>
+          <w:rFonts w:ascii="Arial Unicode MS" w:hAnsi="Arial Unicode MS" w:eastAsia="Arial Unicode MS" w:cs="Arial Unicode MS"/>
+          <w:b w:val="0"/>
+          <w:i w:val="0"/>
+        </w:rPr>
+        <w:t>前項にかかわらず、上場支援会社、監査法人、証券会社、弁護士、税理士、社労士、司法書士その他専門家又は取引上必要な相手方に規程を提示又は開示する必要がある場合は、管理部の確認及び代表取締役社長の承認を得るものとする。</w:t>
+      </w:r>
+    </w:p>
+    <w:p>
+      <w:pPr>
+        <w:pStyle w:val="Heading2"/>
+      </w:pPr>
+      <w:r>
+        <w:rPr>
+          <w:rFonts w:ascii="Arial Unicode MS" w:hAnsi="Arial Unicode MS" w:eastAsia="Arial Unicode MS" w:cs="Arial Unicode MS"/>
+          <w:b w:val="0"/>
+          <w:i w:val="0"/>
+        </w:rPr>
+        <w:t>第10条（規程改定の手続）</w:t>
+      </w:r>
+    </w:p>
+    <w:p>
+      <w:pPr>
+        <w:spacing w:before="0" w:after="120" w:line="264" w:lineRule="auto"/>
+      </w:pPr>
+      <w:r>
+        <w:rPr>
+          <w:rFonts w:ascii="Arial Unicode MS" w:hAnsi="Arial Unicode MS" w:eastAsia="Arial Unicode MS" w:cs="Arial Unicode MS"/>
+          <w:b w:val="0"/>
+          <w:i w:val="0"/>
+        </w:rPr>
+        <w:t>主管部署の責任者が規程を改定する必要を認めた場合は、当該規程を改定する旨を案件とする稟議を発議しなければならない。</w:t>
+      </w:r>
+    </w:p>
+    <w:p>
+      <w:pPr>
+        <w:pStyle w:val="ListNumber"/>
+        <w:spacing w:before="0" w:after="160" w:line="280" w:lineRule="auto"/>
+        <w:ind w:left="720" w:hanging="360"/>
+      </w:pPr>
+      <w:r>
+        <w:rPr>
+          <w:rFonts w:ascii="Arial Unicode MS" w:hAnsi="Arial Unicode MS" w:eastAsia="Arial Unicode MS" w:cs="Arial Unicode MS"/>
+          <w:b w:val="0"/>
+          <w:i w:val="0"/>
+        </w:rPr>
+        <w:t>前項による稟議には、次の事項を記載又は添付するものとする。</w:t>
+      </w:r>
+    </w:p>
+    <w:p>
+      <w:pPr>
+        <w:pStyle w:val="ListNumber"/>
+        <w:spacing w:before="0" w:after="160" w:line="280" w:lineRule="auto"/>
+        <w:ind w:left="720" w:hanging="360"/>
+      </w:pPr>
+      <w:r>
+        <w:rPr>
+          <w:rFonts w:ascii="Arial Unicode MS" w:hAnsi="Arial Unicode MS" w:eastAsia="Arial Unicode MS" w:cs="Arial Unicode MS"/>
+          <w:b w:val="0"/>
+          <w:i w:val="0"/>
+        </w:rPr>
+        <w:t>改定の理由</w:t>
+      </w:r>
+    </w:p>
+    <w:p>
+      <w:pPr>
+        <w:pStyle w:val="ListNumber"/>
+        <w:spacing w:before="0" w:after="160" w:line="280" w:lineRule="auto"/>
+        <w:ind w:left="720" w:hanging="360"/>
+      </w:pPr>
+      <w:r>
+        <w:rPr>
+          <w:rFonts w:ascii="Arial Unicode MS" w:hAnsi="Arial Unicode MS" w:eastAsia="Arial Unicode MS" w:cs="Arial Unicode MS"/>
+          <w:b w:val="0"/>
+          <w:i w:val="0"/>
+        </w:rPr>
+        <w:t>改定部分と現行規程の当該部分との比較対照</w:t>
+      </w:r>
+    </w:p>
+    <w:p>
+      <w:pPr>
+        <w:pStyle w:val="ListNumber"/>
+        <w:spacing w:before="0" w:after="160" w:line="280" w:lineRule="auto"/>
+        <w:ind w:left="720" w:hanging="360"/>
+      </w:pPr>
+      <w:r>
+        <w:rPr>
+          <w:rFonts w:ascii="Arial Unicode MS" w:hAnsi="Arial Unicode MS" w:eastAsia="Arial Unicode MS" w:cs="Arial Unicode MS"/>
+          <w:b w:val="0"/>
+          <w:i w:val="0"/>
+        </w:rPr>
+        <w:t>改定部分を含む当該規程の全文</w:t>
+      </w:r>
+    </w:p>
+    <w:p>
+      <w:pPr>
+        <w:pStyle w:val="ListNumber"/>
+        <w:spacing w:before="0" w:after="160" w:line="280" w:lineRule="auto"/>
+        <w:ind w:left="720" w:hanging="360"/>
+      </w:pPr>
+      <w:r>
+        <w:rPr>
+          <w:rFonts w:ascii="Arial Unicode MS" w:hAnsi="Arial Unicode MS" w:eastAsia="Arial Unicode MS" w:cs="Arial Unicode MS"/>
+          <w:b w:val="0"/>
+          <w:i w:val="0"/>
+        </w:rPr>
+        <w:t>実施予定日</w:t>
+      </w:r>
+    </w:p>
+    <w:p>
+      <w:pPr>
+        <w:pStyle w:val="ListNumber"/>
+        <w:spacing w:before="0" w:after="160" w:line="280" w:lineRule="auto"/>
+        <w:ind w:left="720" w:hanging="360"/>
+      </w:pPr>
+      <w:r>
+        <w:rPr>
+          <w:rFonts w:ascii="Arial Unicode MS" w:hAnsi="Arial Unicode MS" w:eastAsia="Arial Unicode MS" w:cs="Arial Unicode MS"/>
+          <w:b w:val="0"/>
+          <w:i w:val="0"/>
+        </w:rPr>
+        <w:t>規程の制定及び重要な改廃は、取締役会の決議により行う。</w:t>
       </w:r>
     </w:p>
     <w:p>
@@ -470,9 +689,7 @@
     </w:p>
     <w:p>
       <w:pPr>
-        <w:pStyle w:val="ListNumber"/>
-        <w:spacing w:before="0" w:after="160" w:line="280" w:lineRule="auto"/>
-        <w:ind w:left="720" w:hanging="360"/>
+        <w:pStyle w:val="Heading2"/>
       </w:pPr>
       <w:r>
         <w:rPr>
@@ -480,12 +697,12 @@
           <w:b w:val="0"/>
           <w:i w:val="0"/>
         </w:rPr>
-        <w:t>重要な規程の範囲及び承認基準は、別表「規程承認基準」に定める。</w:t>
+        <w:t>第11条（規程の廃止）</w:t>
       </w:r>
     </w:p>
     <w:p>
       <w:pPr>
-        <w:pStyle w:val="Heading1"/>
+        <w:spacing w:before="0" w:after="120" w:line="264" w:lineRule="auto"/>
       </w:pPr>
       <w:r>
         <w:rPr>
@@ -493,7 +710,7 @@
           <w:b w:val="0"/>
           <w:i w:val="0"/>
         </w:rPr>
-        <w:t>第4章 周知及び運用</w:t>
+        <w:t>規程の廃止については、前条の規程改定の手続を準用する。ただし、この場合「改定」を「廃止」と読み替えるものとする。</w:t>
       </w:r>
     </w:p>
     <w:p>
@@ -506,7 +723,7 @@
           <w:b w:val="0"/>
           <w:i w:val="0"/>
         </w:rPr>
-        <w:t>第8条（周知）</w:t>
+        <w:t>第12条（規程の公布及び差替え）</w:t>
       </w:r>
     </w:p>
     <w:p>
@@ -519,7 +736,7 @@
           <w:b w:val="0"/>
           <w:i w:val="0"/>
         </w:rPr>
-        <w:t>管理部は、社内規程等の制定又は改廃が行われた場合、速やかに役員及び従業員へ周知する。</w:t>
+        <w:t>管理部は、制定又は改廃が決定された規程類について、規程の名称、制定日又は改定日、実施日、主管部署及び承認機関を明示して公布するものとする。</w:t>
       </w:r>
     </w:p>
     <w:p>
@@ -534,7 +751,7 @@
           <w:b w:val="0"/>
           <w:i w:val="0"/>
         </w:rPr>
-        <w:t>周知方法は、社内共有フォルダへの掲載、電子メール、社内会議、研修その他適切な方法による。</w:t>
+        <w:t>管理部は、規程に加除訂正があった場合、速やかにその旨を役員及び従業員に周知し、最新版をNotionその他管理部が指定する場所に保存する。</w:t>
       </w:r>
     </w:p>
     <w:p>
@@ -547,7 +764,7 @@
           <w:b w:val="0"/>
           <w:i w:val="0"/>
         </w:rPr>
-        <w:t>第9条（遵守）</w:t>
+        <w:t>第13条（規程集及び規程一覧表）</w:t>
       </w:r>
     </w:p>
     <w:p>
@@ -560,7 +777,7 @@
           <w:b w:val="0"/>
           <w:i w:val="0"/>
         </w:rPr>
-        <w:t>役員及び従業員は、社内規程等を遵守しなければならない。</w:t>
+        <w:t>管理部は、規程類の最新版を規程集として一元管理するとともに、規程名、分類、主管部署、制定日、改定日、実施日、承認機関及び保存場所を記録した規程一覧表を管理する。</w:t>
       </w:r>
     </w:p>
     <w:p>
@@ -573,7 +790,7 @@
           <w:b w:val="0"/>
           <w:i w:val="0"/>
         </w:rPr>
-        <w:t>第10条（定期見直し）</w:t>
+        <w:t>第14条（改定履歴及び旧版管理）</w:t>
       </w:r>
     </w:p>
     <w:p>
@@ -586,7 +803,7 @@
           <w:b w:val="0"/>
           <w:i w:val="0"/>
         </w:rPr>
-        <w:t>主管部署は、社内規程等の内容が法令、定款、事業内容、組織体制及び業務実態に適合しているか、原則として年1回確認する。</w:t>
+        <w:t>管理部は、規程類の制定日、改定日、改定内容、承認機関、実施日を記録した改定履歴を管理する。</w:t>
       </w:r>
     </w:p>
     <w:p>
@@ -594,97 +811,6 @@
         <w:pStyle w:val="ListNumber"/>
         <w:spacing w:before="0" w:after="160" w:line="280" w:lineRule="auto"/>
         <w:ind w:left="720" w:hanging="360"/>
-      </w:pPr>
-      <w:r>
-        <w:rPr>
-          <w:rFonts w:ascii="Arial Unicode MS" w:hAnsi="Arial Unicode MS" w:eastAsia="Arial Unicode MS" w:cs="Arial Unicode MS"/>
-          <w:b w:val="0"/>
-          <w:i w:val="0"/>
-        </w:rPr>
-        <w:t>見直しの結果、改定が必要と認められる場合は、速やかに改定手続を行う。</w:t>
-      </w:r>
-    </w:p>
-    <w:p>
-      <w:pPr>
-        <w:pStyle w:val="Heading1"/>
-      </w:pPr>
-      <w:r>
-        <w:rPr>
-          <w:rFonts w:ascii="Arial Unicode MS" w:hAnsi="Arial Unicode MS" w:eastAsia="Arial Unicode MS" w:cs="Arial Unicode MS"/>
-          <w:b w:val="0"/>
-          <w:i w:val="0"/>
-        </w:rPr>
-        <w:t>第5章 保存</w:t>
-      </w:r>
-    </w:p>
-    <w:p>
-      <w:pPr>
-        <w:pStyle w:val="Heading2"/>
-      </w:pPr>
-      <w:r>
-        <w:rPr>
-          <w:rFonts w:ascii="Arial Unicode MS" w:hAnsi="Arial Unicode MS" w:eastAsia="Arial Unicode MS" w:cs="Arial Unicode MS"/>
-          <w:b w:val="0"/>
-          <w:i w:val="0"/>
-        </w:rPr>
-        <w:t>第11条（最新版管理）</w:t>
-      </w:r>
-    </w:p>
-    <w:p>
-      <w:pPr>
-        <w:spacing w:before="0" w:after="120" w:line="264" w:lineRule="auto"/>
-      </w:pPr>
-      <w:r>
-        <w:rPr>
-          <w:rFonts w:ascii="Arial Unicode MS" w:hAnsi="Arial Unicode MS" w:eastAsia="Arial Unicode MS" w:cs="Arial Unicode MS"/>
-          <w:b w:val="0"/>
-          <w:i w:val="0"/>
-        </w:rPr>
-        <w:t>管理部は、社内規程等の最新版を一元管理し、役員及び従業員が必要に応じて確認できる状態にする。</w:t>
-      </w:r>
-    </w:p>
-    <w:p>
-      <w:pPr>
-        <w:pStyle w:val="Heading2"/>
-      </w:pPr>
-      <w:r>
-        <w:rPr>
-          <w:rFonts w:ascii="Arial Unicode MS" w:hAnsi="Arial Unicode MS" w:eastAsia="Arial Unicode MS" w:cs="Arial Unicode MS"/>
-          <w:b w:val="0"/>
-          <w:i w:val="0"/>
-        </w:rPr>
-        <w:t>第12条（改定履歴）</w:t>
-      </w:r>
-    </w:p>
-    <w:p>
-      <w:pPr>
-        <w:spacing w:before="0" w:after="120" w:line="264" w:lineRule="auto"/>
-      </w:pPr>
-      <w:r>
-        <w:rPr>
-          <w:rFonts w:ascii="Arial Unicode MS" w:hAnsi="Arial Unicode MS" w:eastAsia="Arial Unicode MS" w:cs="Arial Unicode MS"/>
-          <w:b w:val="0"/>
-          <w:i w:val="0"/>
-        </w:rPr>
-        <w:t>管理部は、社内規程等の制定日、改定日、改定内容、承認機関、施行日を記録した改定履歴を管理する。</w:t>
-      </w:r>
-    </w:p>
-    <w:p>
-      <w:pPr>
-        <w:pStyle w:val="Heading2"/>
-      </w:pPr>
-      <w:r>
-        <w:rPr>
-          <w:rFonts w:ascii="Arial Unicode MS" w:hAnsi="Arial Unicode MS" w:eastAsia="Arial Unicode MS" w:cs="Arial Unicode MS"/>
-          <w:b w:val="0"/>
-          <w:i w:val="0"/>
-        </w:rPr>
-        <w:t>第13条（旧版管理）</w:t>
-      </w:r>
-    </w:p>
-    <w:p>
-      <w:pPr>
-        <w:spacing w:before="0" w:after="120" w:line="264" w:lineRule="auto"/>
       </w:pPr>
       <w:r>
         <w:rPr>
@@ -712,7 +838,7 @@
     </w:p>
     <w:p>
       <w:pPr>
-        <w:pStyle w:val="Heading1"/>
+        <w:pStyle w:val="Heading2"/>
       </w:pPr>
       <w:r>
         <w:rPr>
@@ -720,7 +846,20 @@
           <w:b w:val="0"/>
           <w:i w:val="0"/>
         </w:rPr>
-        <w:t>第6章 改廃</w:t>
+        <w:t>第15条（遵守義務）</w:t>
+      </w:r>
+    </w:p>
+    <w:p>
+      <w:pPr>
+        <w:spacing w:before="0" w:after="120" w:line="264" w:lineRule="auto"/>
+      </w:pPr>
+      <w:r>
+        <w:rPr>
+          <w:rFonts w:ascii="Arial Unicode MS" w:hAnsi="Arial Unicode MS" w:eastAsia="Arial Unicode MS" w:cs="Arial Unicode MS"/>
+          <w:b w:val="0"/>
+          <w:i w:val="0"/>
+        </w:rPr>
+        <w:t>会社業務に携わる者は、すべて規程を遵守し、その業務を遂行しなければならない。</w:t>
       </w:r>
     </w:p>
     <w:p>
@@ -733,7 +872,7 @@
           <w:b w:val="0"/>
           <w:i w:val="0"/>
         </w:rPr>
-        <w:t>第14条（改廃）</w:t>
+        <w:t>第16条（適正運用）</w:t>
       </w:r>
     </w:p>
     <w:p>
@@ -746,7 +885,74 @@
           <w:b w:val="0"/>
           <w:i w:val="0"/>
         </w:rPr>
-        <w:t>本規程の制定、改廃は、取締役会の決議による。</w:t>
+        <w:t>管理部は、各規程の主管部署と連携し、規程の適正な運用の維持に努めなければならない。</w:t>
+      </w:r>
+    </w:p>
+    <w:p>
+      <w:pPr>
+        <w:pStyle w:val="ListNumber"/>
+        <w:spacing w:before="0" w:after="160" w:line="280" w:lineRule="auto"/>
+        <w:ind w:left="720" w:hanging="360"/>
+      </w:pPr>
+      <w:r>
+        <w:rPr>
+          <w:rFonts w:ascii="Arial Unicode MS" w:hAnsi="Arial Unicode MS" w:eastAsia="Arial Unicode MS" w:cs="Arial Unicode MS"/>
+          <w:b w:val="0"/>
+          <w:i w:val="0"/>
+        </w:rPr>
+        <w:t>各組織の責任者は、各規程が遵守されるよう所属員に周知し、その徹底に努めなければならない。</w:t>
+      </w:r>
+    </w:p>
+    <w:p>
+      <w:pPr>
+        <w:pStyle w:val="Heading2"/>
+      </w:pPr>
+      <w:r>
+        <w:rPr>
+          <w:rFonts w:ascii="Arial Unicode MS" w:hAnsi="Arial Unicode MS" w:eastAsia="Arial Unicode MS" w:cs="Arial Unicode MS"/>
+          <w:b w:val="0"/>
+          <w:i w:val="0"/>
+        </w:rPr>
+        <w:t>第17条（解釈上の取扱い）</w:t>
+      </w:r>
+    </w:p>
+    <w:p>
+      <w:pPr>
+        <w:spacing w:before="0" w:after="120" w:line="264" w:lineRule="auto"/>
+      </w:pPr>
+      <w:r>
+        <w:rPr>
+          <w:rFonts w:ascii="Arial Unicode MS" w:hAnsi="Arial Unicode MS" w:eastAsia="Arial Unicode MS" w:cs="Arial Unicode MS"/>
+          <w:b w:val="0"/>
+          <w:i w:val="0"/>
+        </w:rPr>
+        <w:t>規程の解釈について疑義が生じた場合、主管部署の責任者は管理部と協議のうえ、これを解決するものとし、必要に応じて取締役会の決議によりその解釈を決定する。</w:t>
+      </w:r>
+    </w:p>
+    <w:p>
+      <w:pPr>
+        <w:pStyle w:val="Heading2"/>
+      </w:pPr>
+      <w:r>
+        <w:rPr>
+          <w:rFonts w:ascii="Arial Unicode MS" w:hAnsi="Arial Unicode MS" w:eastAsia="Arial Unicode MS" w:cs="Arial Unicode MS"/>
+          <w:b w:val="0"/>
+          <w:i w:val="0"/>
+        </w:rPr>
+        <w:t>第18条（改廃）</w:t>
+      </w:r>
+    </w:p>
+    <w:p>
+      <w:pPr>
+        <w:spacing w:before="0" w:after="120" w:line="264" w:lineRule="auto"/>
+      </w:pPr>
+      <w:r>
+        <w:rPr>
+          <w:rFonts w:ascii="Arial Unicode MS" w:hAnsi="Arial Unicode MS" w:eastAsia="Arial Unicode MS" w:cs="Arial Unicode MS"/>
+          <w:b w:val="0"/>
+          <w:i w:val="0"/>
+        </w:rPr>
+        <w:t>本規程の改廃は、管理部が起案し、取締役会の決議による。</w:t>
       </w:r>
     </w:p>
     <w:p>
@@ -759,7 +965,7 @@
           <w:b w:val="0"/>
           <w:i w:val="0"/>
         </w:rPr>
-        <w:t>附則</w:t>
+        <w:t>付則</w:t>
       </w:r>
     </w:p>
     <w:p>
@@ -828,7 +1034,22 @@
           <w:b w:val="0"/>
           <w:i w:val="0"/>
         </w:rPr>
-        <w:t>監査役規程</w:t>
+        <w:t>監査役監査規程</w:t>
+      </w:r>
+    </w:p>
+    <w:p>
+      <w:pPr>
+        <w:pStyle w:val="ListBullet"/>
+        <w:spacing w:before="0" w:after="160" w:line="280" w:lineRule="auto"/>
+        <w:ind w:left="720" w:hanging="360"/>
+      </w:pPr>
+      <w:r>
+        <w:rPr>
+          <w:rFonts w:ascii="Arial Unicode MS" w:hAnsi="Arial Unicode MS" w:eastAsia="Arial Unicode MS" w:cs="Arial Unicode MS"/>
+          <w:b w:val="0"/>
+          <w:i w:val="0"/>
+        </w:rPr>
+        <w:t>監査役監査基準</w:t>
       </w:r>
     </w:p>
     <w:p>
@@ -963,6 +1184,21 @@
           <w:b w:val="0"/>
           <w:i w:val="0"/>
         </w:rPr>
+        <w:t>資金管理規程</w:t>
+      </w:r>
+    </w:p>
+    <w:p>
+      <w:pPr>
+        <w:pStyle w:val="ListBullet"/>
+        <w:spacing w:before="0" w:after="160" w:line="280" w:lineRule="auto"/>
+        <w:ind w:left="720" w:hanging="360"/>
+      </w:pPr>
+      <w:r>
+        <w:rPr>
+          <w:rFonts w:ascii="Arial Unicode MS" w:hAnsi="Arial Unicode MS" w:eastAsia="Arial Unicode MS" w:cs="Arial Unicode MS"/>
+          <w:b w:val="0"/>
+          <w:i w:val="0"/>
+        </w:rPr>
         <w:t>内部監査規程</w:t>
       </w:r>
     </w:p>
@@ -978,7 +1214,7 @@
           <w:b w:val="0"/>
           <w:i w:val="0"/>
         </w:rPr>
-        <w:t>リスク・コンプライアンス管理規程</w:t>
+        <w:t>コンプライアンス管理規程</w:t>
       </w:r>
     </w:p>
     <w:p>
@@ -1021,7 +1257,7 @@
           <w:b w:val="0"/>
           <w:i w:val="0"/>
         </w:rPr>
-        <w:t>代表取締役社長承認</w:t>
+        <w:t>代表取締役社長又は主管部署責任者承認</w:t>
       </w:r>
     </w:p>
     <w:p>
@@ -1124,21 +1360,6 @@
           <w:b w:val="0"/>
           <w:i w:val="0"/>
         </w:rPr>
-        <w:t>規程類の保存場所</w:t>
-      </w:r>
-    </w:p>
-    <w:p>
-      <w:pPr>
-        <w:pStyle w:val="ListBullet"/>
-        <w:spacing w:before="0" w:after="160" w:line="280" w:lineRule="auto"/>
-        <w:ind w:left="720" w:hanging="360"/>
-      </w:pPr>
-      <w:r>
-        <w:rPr>
-          <w:rFonts w:ascii="Arial Unicode MS" w:hAnsi="Arial Unicode MS" w:eastAsia="Arial Unicode MS" w:cs="Arial Unicode MS"/>
-          <w:b w:val="0"/>
-          <w:i w:val="0"/>
-        </w:rPr>
         <w:t>旧版保存期間を10年でよいか</w:t>
       </w:r>
     </w:p>
@@ -1200,6 +1421,64 @@
           <w:i w:val="0"/>
         </w:rPr>
         <w:t>年1回の規程見直し時期</w:t>
+      </w:r>
+    </w:p>
+    <w:p>
+      <w:pPr>
+        <w:pStyle w:val="Heading1"/>
+      </w:pPr>
+      <w:r>
+        <w:rPr>
+          <w:rFonts w:ascii="Arial Unicode MS" w:hAnsi="Arial Unicode MS" w:eastAsia="Arial Unicode MS" w:cs="Arial Unicode MS"/>
+          <w:b w:val="0"/>
+          <w:i w:val="0"/>
+        </w:rPr>
+        <w:t>現時点の前提メモ</w:t>
+      </w:r>
+    </w:p>
+    <w:p>
+      <w:pPr>
+        <w:pStyle w:val="ListBullet"/>
+        <w:spacing w:before="0" w:after="160" w:line="280" w:lineRule="auto"/>
+        <w:ind w:left="720" w:hanging="360"/>
+      </w:pPr>
+      <w:r>
+        <w:rPr>
+          <w:rFonts w:ascii="Arial Unicode MS" w:hAnsi="Arial Unicode MS" w:eastAsia="Arial Unicode MS" w:cs="Arial Unicode MS"/>
+          <w:b w:val="0"/>
+          <w:i w:val="0"/>
+        </w:rPr>
+        <w:t>規程類の最新版及び改定履歴はNotion管理を初期案とする。</w:t>
+      </w:r>
+    </w:p>
+    <w:p>
+      <w:pPr>
+        <w:pStyle w:val="ListBullet"/>
+        <w:spacing w:before="0" w:after="160" w:line="280" w:lineRule="auto"/>
+        <w:ind w:left="720" w:hanging="360"/>
+      </w:pPr>
+      <w:r>
+        <w:rPr>
+          <w:rFonts w:ascii="Arial Unicode MS" w:hAnsi="Arial Unicode MS" w:eastAsia="Arial Unicode MS" w:cs="Arial Unicode MS"/>
+          <w:b w:val="0"/>
+          <w:i w:val="0"/>
+        </w:rPr>
+        <w:t>管理主管部署は管理部とする。</w:t>
+      </w:r>
+    </w:p>
+    <w:p>
+      <w:pPr>
+        <w:pStyle w:val="ListBullet"/>
+        <w:spacing w:before="0" w:after="160" w:line="280" w:lineRule="auto"/>
+        <w:ind w:left="720" w:hanging="360"/>
+      </w:pPr>
+      <w:r>
+        <w:rPr>
+          <w:rFonts w:ascii="Arial Unicode MS" w:hAnsi="Arial Unicode MS" w:eastAsia="Arial Unicode MS" w:cs="Arial Unicode MS"/>
+          <w:b w:val="0"/>
+          <w:i w:val="0"/>
+        </w:rPr>
+        <w:t>上場支援会社等への開示は、管理部確認及び代表取締役社長承認を経て行う。</w:t>
       </w:r>
     </w:p>
     <w:sectPr>
